--- a/assets/Sambold_Daniel_CV.docx
+++ b/assets/Sambold_Daniel_CV.docx
@@ -848,25 +848,7 @@
         <w:ind w:left="403" w:hanging="202"/>
       </w:pPr>
       <w:r>
-        <w:t>•  Sambold, D., &amp; Gardner, L. “Examining Finishing Feed Applications for Purple Urchin Roe Enhancement.” Aquaculture America, February 2026, Las Vegas, NV.</w:t>
-      </w:r>
-    </w:p>
-    <w:p>
-      <w:pPr>
-        <w:spacing w:before="0" w:after="20"/>
-        <w:ind w:left="403" w:hanging="202"/>
-      </w:pPr>
-      <w:r>
         <w:t>•  Sambold, D., Gupta, I., &amp; Jorgensen, S. “Assessing White Shark Body Condition.” Poster, Western Society of Naturalists, November 2025, San Diego, CA.</w:t>
-      </w:r>
-    </w:p>
-    <w:p>
-      <w:pPr>
-        <w:spacing w:before="0" w:after="20"/>
-        <w:ind w:left="403" w:hanging="202"/>
-      </w:pPr>
-      <w:r>
-        <w:t>•  Sambold, D., &amp; Gardner, L. “Optimizing Urchin Ranching: Precision Roe Phenotyping via Organoleptic Analysis.” WRAC Workshop, November 2025, San Francisco, CA.</w:t>
       </w:r>
     </w:p>
     <w:p>

--- a/assets/Sambold_Daniel_CV.docx
+++ b/assets/Sambold_Daniel_CV.docx
@@ -528,7 +528,7 @@
         <w:ind w:left="403" w:hanging="202"/>
       </w:pPr>
       <w:r>
-        <w:t>•  Built a 6-stage automated analysis pipeline for TECAN plate reader data covering 92 bacterial strains across 4 experimental groups, assessing pesticide bioremediation potential.</w:t>
+        <w:t>•  Built a 11-stage automated analysis pipeline for TECAN plate reader data covering 92 bacterial strains across 6 experimental groups, assessing pesticide bioremediation potential.</w:t>
       </w:r>
     </w:p>
     <w:p>
@@ -537,7 +537,7 @@
         <w:ind w:left="403" w:hanging="202"/>
       </w:pPr>
       <w:r>
-        <w:t>•  Implemented modified Gompertz growth modeling, Haldane substrate inhibition kinetics, a HistGBT classifier for automated curve quality screening, and Bayesian hierarchical modeling with bootstrap confidence intervals; validated the full pipeline against 480 synthetic ground-truth curves.</w:t>
+        <w:t>•  Implemented modified Gompertz growth modeling, Haldane substrate inhibition kinetics, a HistGBT classifier for automated curve quality screening, and Bayesian hierarchical modeling with bootstrap confidence intervals; trained the curve-quality classifier on 480 synthetic and 85 audited real curves, then validated it against an independent 555-curve synthetic suite at 98.7% accuracy.</w:t>
       </w:r>
     </w:p>
     <w:p>
